--- a/ops/audits/noven-2026-08-02/Noven-audit-report-2026-08-03-for-publication.docx
+++ b/ops/audits/noven-2026-08-02/Noven-audit-report-2026-08-03-for-publication.docx
@@ -109,7 +109,7 @@
           <w:sz w:val="18"/>
           <w:szCs w:val="18"/>
         </w:rPr>
-        <w:t xml:space="preserve">This is the report as delivered on 3 August 2026, with two declared changes: the businesses named instead of us are not named here, and notes have been added where the document has since gone out of date. Nothing else has been altered — where the report is wrong or superseded, it is left as written with the correction beside it.</w:t>
+        <w:t xml:space="preserve">This is the report as delivered on 3 August 2026, with two declared changes: the businesses named instead of us are not named here, and the four prices it quoted have been removed rather than updated. Both removals are marked where they happen. Nothing else has been altered — where the report is out of date, it is left out of date rather than quietly corrected.</w:t>
       </w:r>
     </w:p>
     <w:p>
@@ -1736,7 +1736,7 @@
           <w:sz w:val="20"/>
           <w:szCs w:val="20"/>
         </w:rPr>
-        <w:t xml:space="preserve"> Google’s stored description of your pages still carried your old prices — a £30 audit and a £350 setup, against the £125 and £750 you charge. Anyone asking an assistant what this should cost could have been quoted less than a quarter of your real fee. You asked Google to re-read the pages on 3 August; that takes days to weeks to settle.</w:t>
+        <w:t xml:space="preserve"> Google’s stored description of your pages still carried prices from an earlier version of the site — less than a quarter of what you actually charge. Anyone asking an assistant what this should cost was being given the wrong number. You asked Google to re-read the pages on 3 August; that takes days to weeks to settle.</w:t>
       </w:r>
     </w:p>
     <w:p>
@@ -1756,7 +1756,7 @@
           <w:sz w:val="18"/>
           <w:szCs w:val="18"/>
         </w:rPr>
-        <w:t xml:space="preserve">Note added on publication. </w:t>
+        <w:t xml:space="preserve">The figures in this paragraph have been removed rather than updated. </w:t>
       </w:r>
       <w:r>
         <w:rPr>
@@ -1765,7 +1765,7 @@
           <w:sz w:val="18"/>
           <w:szCs w:val="18"/>
         </w:rPr>
-        <w:t xml:space="preserve">The £125 and £750 above were correct when this was written. Both moved on 5 August 2026 — the audit is now £250 and the Foundation £800. This paragraph illustrates its own point: a stale price is one of the most common wrong facts these systems hold about a business, and publishing this report creates another copy of one.</w:t>
+        <w:t xml:space="preserve">The report quoted four prices, all correct on 3 August 2026 and all superseded five days later. Restating them here would put four wrong numbers about our own fees into a document about an assistant serving a stale price for this business — the finding above, happening a second time. Our published prices are on wardith.co.uk/pricing, which is the only place they should be read.</w:t>
       </w:r>
     </w:p>
     <w:p>
